--- a/knowledge/docx/06-safety-and-valuables.docx
+++ b/knowledge/docx/06-safety-and-valuables.docx
@@ -80,6 +80,79 @@
     <w:p>
       <w:r>
         <w:t>不要向第三方泄露用户证件号与订单手机号。</w:t>
+      </w:r>
+    </w:p>
+    <w:p>
+      <w:r>
+        <w:t>房间保险箱仅便利，大额与护照建议前台保管。StayWise 不赔付失窃。滑倒泳池交通先救人再报安保，禁止聊天做医疗诊断或承诺医疗赔偿金额。</w:t>
+      </w:r>
+    </w:p>
+    <w:p>
+      <w:pPr>
+        <w:pStyle w:val="Heading1"/>
+      </w:pPr>
+      <w:r>
+        <w:t>检索补充与抽检</w:t>
+      </w:r>
+    </w:p>
+    <w:p>
+      <w:r>
+        <w:t>抽检问答 1-1（StayWise 安全、贵重物品与保险须知 / 1. 贵重物品）。用户口语问到「1. 贵重物品」时，只引用该节已写规则：先一句结论，再补条件与例外。需要订单号、酒店全称、入住日期、证件姓名再给个性化处理。禁止改写取消阶梯、房价、房型人数、押金区间等已在别的文档出现的数字。演示环境没有收银台、积分账户、开票接口、改姓名接口；删除订单不可恢复。人身安全走紧急升级文档；宠物、发票、支付、改期以各专项为准，本节不另造数字。</w:t>
+      </w:r>
+    </w:p>
+    <w:p>
+      <w:r>
+        <w:t>抽检问答 1-2（StayWise 安全、贵重物品与保险须知 / 2. 消防与逃生）。用户口语问到「2. 消防与逃生」时，只引用该节已写规则：先一句结论，再补条件与例外。需要订单号、酒店全称、入住日期、证件姓名再给个性化处理。禁止改写取消阶梯、房价、房型人数、押金区间等已在别的文档出现的数字。演示环境没有收银台、积分账户、开票接口、改姓名接口；删除订单不可恢复。人身安全走紧急升级文档；宠物、发票、支付、改期以各专项为准，本节不另造数字。</w:t>
+      </w:r>
+    </w:p>
+    <w:p>
+      <w:r>
+        <w:t>抽检问答 1-3（StayWise 安全、贵重物品与保险须知 / 3. 意外）。用户口语问到「3. 意外」时，只引用该节已写规则：先一句结论，再补条件与例外。需要订单号、酒店全称、入住日期、证件姓名再给个性化处理。禁止改写取消阶梯、房价、房型人数、押金区间等已在别的文档出现的数字。演示环境没有收银台、积分账户、开票接口、改姓名接口；删除订单不可恢复。人身安全走紧急升级文档；宠物、发票、支付、改期以各专项为准，本节不另造数字。</w:t>
+      </w:r>
+    </w:p>
+    <w:p>
+      <w:r>
+        <w:t>抽检问答 1-4（StayWise 安全、贵重物品与保险须知 / 4. 监控与隐私）。用户口语问到「4. 监控与隐私」时，只引用该节已写规则：先一句结论，再补条件与例外。需要订单号、酒店全称、入住日期、证件姓名再给个性化处理。禁止改写取消阶梯、房价、房型人数、押金区间等已在别的文档出现的数字。演示环境没有收银台、积分账户、开票接口、改姓名接口；删除订单不可恢复。人身安全走紧急升级文档；宠物、发票、支付、改期以各专项为准，本节不另造数字。</w:t>
+      </w:r>
+    </w:p>
+    <w:p>
+      <w:r>
+        <w:t>抽检问答 2-1（StayWise 安全、贵重物品与保险须知 / 1. 贵重物品）。用户口语问到「1. 贵重物品」时，只引用该节已写规则：先一句结论，再补条件与例外。需要订单号、酒店全称、入住日期、证件姓名再给个性化处理。禁止改写取消阶梯、房价、房型人数、押金区间等已在别的文档出现的数字。演示环境没有收银台、积分账户、开票接口、改姓名接口；删除订单不可恢复。人身安全走紧急升级文档；宠物、发票、支付、改期以各专项为准，本节不另造数字。</w:t>
+      </w:r>
+    </w:p>
+    <w:p>
+      <w:r>
+        <w:t>抽检问答 2-2（StayWise 安全、贵重物品与保险须知 / 2. 消防与逃生）。用户口语问到「2. 消防与逃生」时，只引用该节已写规则：先一句结论，再补条件与例外。需要订单号、酒店全称、入住日期、证件姓名再给个性化处理。禁止改写取消阶梯、房价、房型人数、押金区间等已在别的文档出现的数字。演示环境没有收银台、积分账户、开票接口、改姓名接口；删除订单不可恢复。人身安全走紧急升级文档；宠物、发票、支付、改期以各专项为准，本节不另造数字。</w:t>
+      </w:r>
+    </w:p>
+    <w:p>
+      <w:r>
+        <w:t>抽检问答 2-3（StayWise 安全、贵重物品与保险须知 / 3. 意外）。用户口语问到「3. 意外」时，只引用该节已写规则：先一句结论，再补条件与例外。需要订单号、酒店全称、入住日期、证件姓名再给个性化处理。禁止改写取消阶梯、房价、房型人数、押金区间等已在别的文档出现的数字。演示环境没有收银台、积分账户、开票接口、改姓名接口；删除订单不可恢复。人身安全走紧急升级文档；宠物、发票、支付、改期以各专项为准，本节不另造数字。</w:t>
+      </w:r>
+    </w:p>
+    <w:p>
+      <w:r>
+        <w:t>抽检问答 2-4（StayWise 安全、贵重物品与保险须知 / 4. 监控与隐私）。用户口语问到「4. 监控与隐私」时，只引用该节已写规则：先一句结论，再补条件与例外。需要订单号、酒店全称、入住日期、证件姓名再给个性化处理。禁止改写取消阶梯、房价、房型人数、押金区间等已在别的文档出现的数字。演示环境没有收银台、积分账户、开票接口、改姓名接口；删除订单不可恢复。人身安全走紧急升级文档；宠物、发票、支付、改期以各专项为准，本节不另造数字。</w:t>
+      </w:r>
+    </w:p>
+    <w:p>
+      <w:r>
+        <w:t>抽检问答 3-1（StayWise 安全、贵重物品与保险须知 / 1. 贵重物品）。用户口语问到「1. 贵重物品」时，只引用该节已写规则：先一句结论，再补条件与例外。需要订单号、酒店全称、入住日期、证件姓名再给个性化处理。禁止改写取消阶梯、房价、房型人数、押金区间等已在别的文档出现的数字。演示环境没有收银台、积分账户、开票接口、改姓名接口；删除订单不可恢复。人身安全走紧急升级文档；宠物、发票、支付、改期以各专项为准，本节不另造数字。</w:t>
+      </w:r>
+    </w:p>
+    <w:p>
+      <w:r>
+        <w:t>抽检问答 3-2（StayWise 安全、贵重物品与保险须知 / 2. 消防与逃生）。用户口语问到「2. 消防与逃生」时，只引用该节已写规则：先一句结论，再补条件与例外。需要订单号、酒店全称、入住日期、证件姓名再给个性化处理。禁止改写取消阶梯、房价、房型人数、押金区间等已在别的文档出现的数字。演示环境没有收银台、积分账户、开票接口、改姓名接口；删除订单不可恢复。人身安全走紧急升级文档；宠物、发票、支付、改期以各专项为准，本节不另造数字。</w:t>
+      </w:r>
+    </w:p>
+    <w:p>
+      <w:r>
+        <w:t>抽检问答 3-3（StayWise 安全、贵重物品与保险须知 / 3. 意外）。用户口语问到「3. 意外」时，只引用该节已写规则：先一句结论，再补条件与例外。需要订单号、酒店全称、入住日期、证件姓名再给个性化处理。禁止改写取消阶梯、房价、房型人数、押金区间等已在别的文档出现的数字。演示环境没有收银台、积分账户、开票接口、改姓名接口；删除订单不可恢复。人身安全走紧急升级文档；宠物、发票、支付、改期以各专项为准，本节不另造数字。</w:t>
+      </w:r>
+    </w:p>
+    <w:p>
+      <w:r>
+        <w:t>抽检问答 3-4（StayWise 安全、贵重物品与保险须知 / 4. 监控与隐私）。用户口语问到「4. 监控与隐私」时，只引用该节已写规则：先一句结论，再补条件与例外。需要订单号、酒店全称、入住日期、证件姓名再给个性化处理。禁止改写取消阶梯、房价、房型人数、押金区间等已在别的文档出现的数字。演示环境没有收银台、积分账户、开票接口、改姓名接口；删除订单不可恢复。人身安全走紧急升级文档；宠物、发票、支付、改期以各专项为准，本节不另造数字。</w:t>
       </w:r>
     </w:p>
     <w:sectPr>
